--- a/Resume.docx
+++ b/Resume.docx
@@ -25,9 +25,10 @@
       </w:r>
       <w:r>
         <w:rPr>
-          <w:rFonts w:ascii="Cantarell" w:hAnsi="Cantarell" w:cs="Cantarell"/>
+          <w:rFonts w:ascii="Cantarell" w:hAnsi="Cantarell" w:eastAsia="Cantarell" w:cs="Cantarell"/>
           <w:sz w:val="48"/>
           <w:szCs w:val="48"/>
+          <w:highlight w:val="none"/>
         </w:rPr>
       </w:r>
       <w:r>
@@ -59,9 +60,81 @@
           <w:szCs w:val="32"/>
           <w:highlight w:val="none"/>
         </w:rPr>
+      </w:r>
+      <w:hyperlink r:id="rId9" w:tooltip="https://github.com/stainlesteel" w:history="1">
+        <w:r>
+          <w:rPr>
+            <w:rStyle w:val="886"/>
+            <w:rFonts w:ascii="Cantarell" w:hAnsi="Cantarell" w:eastAsia="Cantarell" w:cs="Cantarell"/>
+            <w:sz w:val="32"/>
+            <w:szCs w:val="32"/>
+            <w:highlight w:val="none"/>
+          </w:rPr>
+          <w:t xml:space="preserve">GitHub</w:t>
+        </w:r>
+      </w:hyperlink>
+      <w:r>
+        <w:rPr>
+          <w:rFonts w:ascii="Cantarell" w:hAnsi="Cantarell" w:eastAsia="Cantarell" w:cs="Cantarell"/>
+          <w:sz w:val="32"/>
+          <w:szCs w:val="32"/>
+          <w:highlight w:val="none"/>
+        </w:rPr>
+        <w:t xml:space="preserve">, </w:t>
+      </w:r>
+      <w:hyperlink r:id="rId10" w:tooltip="https://hub.docker.com/repositories/stainlesteel" w:history="1">
+        <w:r>
+          <w:rPr>
+            <w:rStyle w:val="886"/>
+            <w:rFonts w:ascii="Cantarell" w:hAnsi="Cantarell" w:eastAsia="Cantarell" w:cs="Cantarell"/>
+            <w:sz w:val="32"/>
+            <w:szCs w:val="32"/>
+            <w:highlight w:val="none"/>
+          </w:rPr>
+          <w:t xml:space="preserve">Docker Hub</w:t>
+        </w:r>
+      </w:hyperlink>
+      <w:r>
+        <w:rPr>
+          <w:rFonts w:ascii="Cantarell" w:hAnsi="Cantarell" w:eastAsia="Cantarell" w:cs="Cantarell"/>
+          <w:sz w:val="32"/>
+          <w:szCs w:val="32"/>
+          <w:highlight w:val="none"/>
+        </w:rPr>
+        <w:t xml:space="preserve"> </w:t>
+      </w:r>
+      <w:r>
+        <w:rPr>
+          <w:rFonts w:ascii="Cantarell" w:hAnsi="Cantarell" w:eastAsia="Cantarell" w:cs="Cantarell"/>
+          <w:sz w:val="32"/>
+          <w:szCs w:val="32"/>
+          <w:highlight w:val="none"/>
+        </w:rPr>
+      </w:r>
+    </w:p>
+    <w:p>
+      <w:pPr>
+        <w:pBdr/>
+        <w:spacing w:after="0" w:line="240" w:lineRule="auto"/>
+        <w:ind w:left="0"/>
+        <w:jc w:val="center"/>
+        <w:rPr>
+          <w:rFonts w:ascii="Cantarell" w:hAnsi="Cantarell" w:eastAsia="Cantarell" w:cs="Cantarell"/>
+          <w:sz w:val="32"/>
+          <w:szCs w:val="32"/>
+          <w:highlight w:val="none"/>
+        </w:rPr>
+      </w:pPr>
+      <w:r>
+        <w:rPr>
+          <w:rFonts w:ascii="Cantarell" w:hAnsi="Cantarell" w:eastAsia="Cantarell" w:cs="Cantarell"/>
+          <w:sz w:val="32"/>
+          <w:szCs w:val="32"/>
+          <w:highlight w:val="none"/>
+        </w:rPr>
         <w:t xml:space="preserve">+1 368-338-4379, </w:t>
       </w:r>
-      <w:hyperlink r:id="rId9" w:tooltip="http://pd4500@protonmail.com" w:history="1">
+      <w:hyperlink r:id="rId11" w:tooltip="http://pd4500@protonmail.com" w:history="1">
         <w:r>
           <w:rPr>
             <w:rStyle w:val="886"/>
@@ -83,9 +156,10 @@
       </w:hyperlink>
       <w:r>
         <w:rPr>
-          <w:rFonts w:ascii="Cantarell" w:hAnsi="Cantarell" w:cs="Cantarell"/>
+          <w:rFonts w:ascii="Cantarell" w:hAnsi="Cantarell" w:eastAsia="Cantarell" w:cs="Cantarell"/>
           <w:sz w:val="32"/>
           <w:szCs w:val="32"/>
+          <w:highlight w:val="none"/>
         </w:rPr>
       </w:r>
       <w:r>
@@ -269,7 +343,7 @@
           <w:szCs w:val="24"/>
           <w:highlight w:val="none"/>
         </w:rPr>
-        <w:t xml:space="preserve">Used to create cross-platform apps for Android, Linux and Web</w:t>
+        <w:t xml:space="preserve">Used to create cross-platform apps for Android, Linux, .etc</w:t>
       </w:r>
       <w:r/>
     </w:p>
@@ -353,6 +427,7 @@
           <w:highlight w:val="none"/>
         </w:rPr>
       </w:r>
+      <w:r/>
     </w:p>
     <w:p>
       <w:pPr>
@@ -424,7 +499,7 @@
           <w:szCs w:val="24"/>
           <w:highlight w:val="none"/>
         </w:rPr>
-        <w:t xml:space="preserve"> used both for testing and shipping self-made projects, as well as using docker-compose specifically for server environments</w:t>
+        <w:t xml:space="preserve"> used both for testing and shipping self-made projects, and deploying apps on server environments</w:t>
       </w:r>
       <w:r>
         <w:rPr>
@@ -507,9 +582,10 @@
       </w:r>
       <w:r>
         <w:rPr>
-          <w:rFonts w:ascii="Cantarell" w:hAnsi="Cantarell" w:cs="Cantarell"/>
+          <w:rFonts w:ascii="Cantarell" w:hAnsi="Cantarell" w:eastAsia="Cantarell" w:cs="Cantarell"/>
           <w:sz w:val="32"/>
           <w:szCs w:val="32"/>
+          <w:highlight w:val="none"/>
         </w:rPr>
       </w:r>
       <w:r>
@@ -596,7 +672,32 @@
           <w:szCs w:val="24"/>
           <w:highlight w:val="none"/>
         </w:rPr>
-        <w:t xml:space="preserve">Flutterfin, 2025-2026</w:t>
+        <w:t xml:space="preserve">Flutterfin (</w:t>
+      </w:r>
+      <w:hyperlink r:id="rId12" w:tooltip="https://github.com/stainlesteel/Flutterfin" w:history="1">
+        <w:r>
+          <w:rPr>
+            <w:rStyle w:val="886"/>
+            <w:rFonts w:ascii="Cantarell" w:hAnsi="Cantarell" w:cs="Cantarell"/>
+            <w:b/>
+            <w:bCs/>
+            <w:sz w:val="24"/>
+            <w:szCs w:val="24"/>
+            <w:highlight w:val="none"/>
+          </w:rPr>
+          <w:t xml:space="preserve">GitHub</w:t>
+        </w:r>
+      </w:hyperlink>
+      <w:r>
+        <w:rPr>
+          <w:rFonts w:ascii="Cantarell" w:hAnsi="Cantarell" w:cs="Cantarell"/>
+          <w:b/>
+          <w:bCs/>
+          <w:sz w:val="24"/>
+          <w:szCs w:val="24"/>
+          <w:highlight w:val="none"/>
+        </w:rPr>
+        <w:t xml:space="preserve">), 2025-2026</w:t>
       </w:r>
       <w:r>
         <w:rPr>
@@ -638,7 +739,7 @@
           <w:szCs w:val="24"/>
           <w:highlight w:val="none"/>
         </w:rPr>
-        <w:t xml:space="preserve">Comprehensive Jellyfin client made in Flutter/Dart, built for Android, Linux and Web (Flutter JS)</w:t>
+        <w:t xml:space="preserve">Comprehensive Jellyfin client made in Flutter/Dart, built for Android, Linux and Web</w:t>
       </w:r>
       <w:r>
         <w:rPr>
@@ -681,6 +782,13 @@
           <w:highlight w:val="none"/>
         </w:rPr>
         <w:t xml:space="preserve">Supports subtitles, multiple video/audio tracks, downloads, search, admin dashboard, user customization, multiple servers</w:t>
+      </w:r>
+      <w:r>
+        <w:rPr>
+          <w:rFonts w:ascii="Cantarell" w:hAnsi="Cantarell" w:cs="Cantarell"/>
+          <w:sz w:val="24"/>
+          <w:szCs w:val="24"/>
+        </w:rPr>
       </w:r>
       <w:r>
         <w:rPr>
@@ -733,164 +841,14 @@
           <w:sz w:val="24"/>
           <w:szCs w:val="24"/>
         </w:rPr>
-        <w:t xml:space="preserve">Background removal apps for images, with features like copying/saving images, and setting customization</w:t>
+        <w:t xml:space="preserve">Background removal apps for images in both Flutter and GTK</w:t>
       </w:r>
       <w:r>
         <w:rPr>
           <w:rFonts w:ascii="Cantarell" w:hAnsi="Cantarell" w:cs="Cantarell"/>
           <w:sz w:val="24"/>
           <w:szCs w:val="24"/>
-        </w:rPr>
-      </w:r>
-    </w:p>
-    <w:p>
-      <w:pPr>
-        <w:pStyle w:val="904"/>
-        <w:numPr>
-          <w:ilvl w:val="2"/>
-          <w:numId w:val="5"/>
-        </w:numPr>
-        <w:pBdr/>
-        <w:spacing/>
-        <w:ind/>
-        <w:rPr>
-          <w:rFonts w:ascii="Cantarell" w:hAnsi="Cantarell" w:cs="Cantarell"/>
-          <w:sz w:val="24"/>
-          <w:szCs w:val="24"/>
-        </w:rPr>
-      </w:pPr>
-      <w:r>
-        <w:rPr>
-          <w:rFonts w:ascii="Cantarell" w:hAnsi="Cantarell" w:cs="Cantarell"/>
-          <w:b/>
-          <w:bCs/>
-          <w:sz w:val="24"/>
-          <w:szCs w:val="24"/>
           <w:highlight w:val="none"/>
-        </w:rPr>
-        <w:t xml:space="preserve">Miscellaneous Python projects</w:t>
-      </w:r>
-      <w:r>
-        <w:rPr>
-          <w:rFonts w:ascii="Cantarell" w:hAnsi="Cantarell" w:cs="Cantarell"/>
-          <w:sz w:val="24"/>
-          <w:szCs w:val="24"/>
-        </w:rPr>
-      </w:r>
-      <w:r>
-        <w:rPr>
-          <w:rFonts w:ascii="Cantarell" w:hAnsi="Cantarell" w:cs="Cantarell"/>
-          <w:sz w:val="24"/>
-          <w:szCs w:val="24"/>
-        </w:rPr>
-      </w:r>
-    </w:p>
-    <w:p>
-      <w:pPr>
-        <w:pStyle w:val="904"/>
-        <w:numPr>
-          <w:ilvl w:val="3"/>
-          <w:numId w:val="5"/>
-        </w:numPr>
-        <w:pBdr/>
-        <w:spacing/>
-        <w:ind/>
-        <w:rPr>
-          <w:rFonts w:ascii="Cantarell" w:hAnsi="Cantarell" w:cs="Cantarell"/>
-          <w:sz w:val="24"/>
-          <w:szCs w:val="24"/>
-        </w:rPr>
-      </w:pPr>
-      <w:r>
-        <w:rPr>
-          <w:rFonts w:ascii="Cantarell" w:hAnsi="Cantarell" w:cs="Cantarell"/>
-          <w:sz w:val="24"/>
-          <w:szCs w:val="24"/>
-        </w:rPr>
-        <w:t xml:space="preserve">Around 16 Python projects that experiment with different APIs and packages</w:t>
-      </w:r>
-      <w:r>
-        <w:rPr>
-          <w:rFonts w:ascii="Cantarell" w:hAnsi="Cantarell" w:cs="Cantarell"/>
-          <w:sz w:val="24"/>
-          <w:szCs w:val="24"/>
-        </w:rPr>
-      </w:r>
-    </w:p>
-    <w:p>
-      <w:pPr>
-        <w:pStyle w:val="904"/>
-        <w:numPr>
-          <w:ilvl w:val="3"/>
-          <w:numId w:val="5"/>
-        </w:numPr>
-        <w:pBdr/>
-        <w:spacing/>
-        <w:ind/>
-        <w:rPr>
-          <w:rFonts w:ascii="Cantarell" w:hAnsi="Cantarell" w:cs="Cantarell"/>
-          <w:sz w:val="24"/>
-          <w:szCs w:val="24"/>
-        </w:rPr>
-      </w:pPr>
-      <w:r>
-        <w:rPr>
-          <w:rFonts w:ascii="Cantarell" w:hAnsi="Cantarell" w:cs="Cantarell"/>
-          <w:b w:val="0"/>
-          <w:bCs w:val="0"/>
-          <w:sz w:val="24"/>
-          <w:szCs w:val="24"/>
-          <w:highlight w:val="none"/>
-        </w:rPr>
-        <w:t xml:space="preserve">Various styles of projects, such as CLI apps, discord bots, web apps</w:t>
-      </w:r>
-      <w:r>
-        <w:rPr>
-          <w:rFonts w:ascii="Cantarell" w:hAnsi="Cantarell" w:cs="Cantarell"/>
-          <w:sz w:val="24"/>
-          <w:szCs w:val="24"/>
-        </w:rPr>
-      </w:r>
-      <w:r>
-        <w:rPr>
-          <w:rFonts w:ascii="Cantarell" w:hAnsi="Cantarell" w:cs="Cantarell"/>
-          <w:sz w:val="24"/>
-          <w:szCs w:val="24"/>
-        </w:rPr>
-      </w:r>
-    </w:p>
-    <w:p>
-      <w:pPr>
-        <w:pStyle w:val="904"/>
-        <w:numPr>
-          <w:ilvl w:val="3"/>
-          <w:numId w:val="5"/>
-        </w:numPr>
-        <w:pBdr/>
-        <w:spacing/>
-        <w:ind/>
-        <w:rPr>
-          <w:rFonts w:ascii="Cantarell" w:hAnsi="Cantarell" w:cs="Cantarell"/>
-          <w:sz w:val="24"/>
-          <w:szCs w:val="24"/>
-        </w:rPr>
-      </w:pPr>
-      <w:r>
-        <w:rPr>
-          <w:rFonts w:ascii="Cantarell" w:hAnsi="Cantarell" w:cs="Cantarell"/>
-          <w:b w:val="0"/>
-          <w:bCs w:val="0"/>
-          <w:sz w:val="24"/>
-          <w:szCs w:val="24"/>
-          <w:highlight w:val="none"/>
-        </w:rPr>
-        <w:t xml:space="preserve">Some apps have been containerized and are available in Docker Hub</w:t>
-      </w:r>
-      <w:r>
-        <w:rPr>
-          <w:rFonts w:ascii="Cantarell" w:hAnsi="Cantarell" w:cs="Cantarell"/>
-          <w:sz w:val="24"/>
-          <w:szCs w:val="24"/>
         </w:rPr>
       </w:r>
       <w:r>
@@ -1010,7 +968,7 @@
           <w:szCs w:val="24"/>
           <w:highlight w:val="none"/>
         </w:rPr>
-        <w:t xml:space="preserve">Repurposed a Dell laptop as a home server, with many variations of the home server in different Linux distributions</w:t>
+        <w:t xml:space="preserve">Repurposed a Dell laptop as a home server for personal use</w:t>
       </w:r>
       <w:r>
         <w:rPr>
@@ -1055,13 +1013,27 @@
           <w:szCs w:val="24"/>
           <w:highlight w:val="none"/>
         </w:rPr>
-        <w:t xml:space="preserve">Various use of Docker, sometimes up to 15 containers, examples being: self-hosted media library on Jellyfin, password manager with Vaultwarden, Home-wide DNS server with Pi-Hole</w:t>
+        <w:t xml:space="preserve">Various use of Docker, so</w:t>
       </w:r>
       <w:r>
         <w:rPr>
           <w:rFonts w:ascii="Cantarell" w:hAnsi="Cantarell" w:cs="Cantarell"/>
+          <w:b w:val="0"/>
+          <w:bCs w:val="0"/>
           <w:sz w:val="24"/>
           <w:szCs w:val="24"/>
+          <w:highlight w:val="none"/>
+        </w:rPr>
+        <w:t xml:space="preserve">metimes up to 15 containers, with services like: Jellyfin, Vaultwarden, and Pi-Hole</w:t>
+      </w:r>
+      <w:r>
+        <w:rPr>
+          <w:rFonts w:ascii="Cantarell" w:hAnsi="Cantarell" w:cs="Cantarell"/>
+          <w:b w:val="0"/>
+          <w:bCs w:val="0"/>
+          <w:sz w:val="24"/>
+          <w:szCs w:val="24"/>
+          <w:highlight w:val="none"/>
         </w:rPr>
       </w:r>
       <w:r>
@@ -1111,44 +1083,6 @@
           <w:highlight w:val="none"/>
         </w:rPr>
       </w:r>
-    </w:p>
-    <w:p>
-      <w:pPr>
-        <w:pStyle w:val="904"/>
-        <w:numPr>
-          <w:ilvl w:val="3"/>
-          <w:numId w:val="5"/>
-        </w:numPr>
-        <w:pBdr/>
-        <w:spacing/>
-        <w:ind/>
-        <w:rPr>
-          <w:rFonts w:ascii="Cantarell" w:hAnsi="Cantarell" w:cs="Cantarell"/>
-          <w:b w:val="0"/>
-          <w:bCs w:val="0"/>
-          <w:sz w:val="24"/>
-          <w:szCs w:val="24"/>
-          <w:highlight w:val="none"/>
-        </w:rPr>
-      </w:pPr>
-      <w:r>
-        <w:rPr>
-          <w:rFonts w:ascii="Cantarell" w:hAnsi="Cantarell" w:cs="Cantarell"/>
-          <w:b w:val="0"/>
-          <w:bCs w:val="0"/>
-          <w:sz w:val="24"/>
-          <w:szCs w:val="24"/>
-          <w:highlight w:val="none"/>
-        </w:rPr>
-        <w:t xml:space="preserve">Ran under Nginx Proxy Manager, connected to Cloudflare’s tunnel proxying for some apps, most services had their own domain</w:t>
-      </w:r>
-      <w:r>
-        <w:rPr>
-          <w:rFonts w:ascii="Cantarell" w:hAnsi="Cantarell" w:cs="Cantarell"/>
-          <w:sz w:val="24"/>
-          <w:szCs w:val="24"/>
-        </w:rPr>
-      </w:r>
       <w:r>
         <w:rPr>
           <w:rFonts w:ascii="Cantarell" w:hAnsi="Cantarell" w:cs="Cantarell"/>
@@ -1185,7 +1119,7 @@
           <w:szCs w:val="24"/>
           <w:highlight w:val="none"/>
         </w:rPr>
-        <w:t xml:space="preserve">Configured SSH Restrictions, firewall rules (ufw), backups, monitoring (Uptime Kuma and Gotify), and automatic updates</w:t>
+        <w:t xml:space="preserve">Configured SSH rules, firewall rules (ufw), backups, monitoring (Uptime Kuma and Gotify), and automatic updates</w:t>
       </w:r>
       <w:r>
         <w:rPr>
@@ -1269,42 +1203,7 @@
           <w:szCs w:val="24"/>
           <w:highlight w:val="none"/>
         </w:rPr>
-        <w:t xml:space="preserve">Currently managing a VPS on IONOS’s platform for $6/month, which hosts services from the home server, using the aforementioned backups</w:t>
-      </w:r>
-      <w:r>
-        <w:rPr>
-          <w:rFonts w:ascii="Cantarell" w:hAnsi="Cantarell" w:cs="Cantarell"/>
-          <w:sz w:val="24"/>
-          <w:szCs w:val="24"/>
-        </w:rPr>
-      </w:r>
-    </w:p>
-    <w:p>
-      <w:pPr>
-        <w:pStyle w:val="904"/>
-        <w:numPr>
-          <w:ilvl w:val="3"/>
-          <w:numId w:val="5"/>
-        </w:numPr>
-        <w:pBdr/>
-        <w:spacing/>
-        <w:ind/>
-        <w:rPr>
-          <w:rFonts w:ascii="Cantarell" w:hAnsi="Cantarell" w:cs="Cantarell"/>
-          <w:sz w:val="24"/>
-          <w:szCs w:val="24"/>
-        </w:rPr>
-      </w:pPr>
-      <w:r>
-        <w:rPr>
-          <w:rFonts w:ascii="Cantarell" w:hAnsi="Cantarell" w:cs="Cantarell"/>
-          <w:b w:val="0"/>
-          <w:bCs w:val="0"/>
-          <w:sz w:val="24"/>
-          <w:szCs w:val="24"/>
-          <w:highlight w:val="none"/>
-        </w:rPr>
-        <w:t xml:space="preserve">Configured SSH Restrictions, Monitoring (Uptime Kuma), Reverse Proxying (Nginx Proxy Manager + Cloudflare)</w:t>
+        <w:t xml:space="preserve">Currently managing a VPS on IONOS’s platform for $6/month, to host small-load services publicly </w:t>
       </w:r>
       <w:r>
         <w:rPr>
@@ -1323,6 +1222,287 @@
     </w:p>
     <w:p>
       <w:pPr>
+        <w:pStyle w:val="904"/>
+        <w:numPr>
+          <w:ilvl w:val="3"/>
+          <w:numId w:val="5"/>
+        </w:numPr>
+        <w:pBdr/>
+        <w:spacing/>
+        <w:ind/>
+        <w:rPr>
+          <w:rFonts w:ascii="Cantarell" w:hAnsi="Cantarell" w:cs="Cantarell"/>
+          <w:sz w:val="24"/>
+          <w:szCs w:val="24"/>
+        </w:rPr>
+      </w:pPr>
+      <w:r>
+        <w:rPr>
+          <w:rFonts w:ascii="Cantarell" w:hAnsi="Cantarell" w:cs="Cantarell"/>
+          <w:b w:val="0"/>
+          <w:bCs w:val="0"/>
+          <w:sz w:val="24"/>
+          <w:szCs w:val="24"/>
+          <w:highlight w:val="none"/>
+        </w:rPr>
+        <w:t xml:space="preserve">Configured SSH rules, Monitoring (Uptime Kuma), Reverse Proxying (Nginx Proxy Manager + Cloudflare)</w:t>
+      </w:r>
+      <w:r>
+        <w:rPr>
+          <w:rFonts w:ascii="Cantarell" w:hAnsi="Cantarell" w:cs="Cantarell"/>
+          <w:sz w:val="24"/>
+          <w:szCs w:val="24"/>
+        </w:rPr>
+      </w:r>
+      <w:r>
+        <w:rPr>
+          <w:rFonts w:ascii="Cantarell" w:hAnsi="Cantarell" w:cs="Cantarell"/>
+          <w:sz w:val="24"/>
+          <w:szCs w:val="24"/>
+        </w:rPr>
+      </w:r>
+    </w:p>
+    <w:p>
+      <w:pPr>
+        <w:pStyle w:val="904"/>
+        <w:numPr>
+          <w:ilvl w:val="2"/>
+          <w:numId w:val="5"/>
+        </w:numPr>
+        <w:pBdr/>
+        <w:spacing/>
+        <w:ind/>
+        <w:rPr>
+          <w:rFonts w:ascii="Cantarell" w:hAnsi="Cantarell" w:cs="Cantarell"/>
+          <w:sz w:val="24"/>
+          <w:szCs w:val="24"/>
+        </w:rPr>
+      </w:pPr>
+      <w:r>
+        <w:rPr>
+          <w:rFonts w:ascii="Cantarell" w:hAnsi="Cantarell" w:cs="Cantarell"/>
+          <w:b/>
+          <w:bCs/>
+          <w:sz w:val="24"/>
+          <w:szCs w:val="24"/>
+          <w:highlight w:val="none"/>
+        </w:rPr>
+        <w:t xml:space="preserve">Public Game Site, 2024-Present</w:t>
+      </w:r>
+      <w:r>
+        <w:rPr>
+          <w:rFonts w:ascii="Cantarell" w:hAnsi="Cantarell" w:cs="Cantarell"/>
+          <w:sz w:val="24"/>
+          <w:szCs w:val="24"/>
+        </w:rPr>
+      </w:r>
+    </w:p>
+    <w:p>
+      <w:pPr>
+        <w:pStyle w:val="904"/>
+        <w:numPr>
+          <w:ilvl w:val="3"/>
+          <w:numId w:val="5"/>
+        </w:numPr>
+        <w:pBdr/>
+        <w:spacing/>
+        <w:ind/>
+        <w:rPr>
+          <w:rFonts w:ascii="Cantarell" w:hAnsi="Cantarell" w:cs="Cantarell"/>
+          <w:sz w:val="24"/>
+          <w:szCs w:val="24"/>
+        </w:rPr>
+      </w:pPr>
+      <w:r>
+        <w:rPr>
+          <w:rFonts w:ascii="Cantarell" w:hAnsi="Cantarell" w:cs="Cantarell"/>
+          <w:b w:val="0"/>
+          <w:bCs w:val="0"/>
+          <w:sz w:val="24"/>
+          <w:szCs w:val="24"/>
+          <w:highlight w:val="none"/>
+        </w:rPr>
+        <w:t xml:space="preserve">Hosted/managed a public site incorporating browser games, interactive services, and external features</w:t>
+      </w:r>
+      <w:r>
+        <w:rPr>
+          <w:rFonts w:ascii="Cantarell" w:hAnsi="Cantarell" w:cs="Cantarell"/>
+          <w:sz w:val="24"/>
+          <w:szCs w:val="24"/>
+        </w:rPr>
+      </w:r>
+    </w:p>
+    <w:p>
+      <w:pPr>
+        <w:pStyle w:val="904"/>
+        <w:numPr>
+          <w:ilvl w:val="3"/>
+          <w:numId w:val="5"/>
+        </w:numPr>
+        <w:pBdr/>
+        <w:spacing/>
+        <w:ind/>
+        <w:rPr>
+          <w:rFonts w:ascii="Cantarell" w:hAnsi="Cantarell" w:cs="Cantarell"/>
+          <w:sz w:val="24"/>
+          <w:szCs w:val="24"/>
+        </w:rPr>
+      </w:pPr>
+      <w:r>
+        <w:rPr>
+          <w:rFonts w:ascii="Cantarell" w:hAnsi="Cantarell" w:cs="Cantarell"/>
+          <w:b w:val="0"/>
+          <w:bCs w:val="0"/>
+          <w:sz w:val="24"/>
+          <w:szCs w:val="24"/>
+          <w:highlight w:val="none"/>
+        </w:rPr>
+        <w:t xml:space="preserve">Gained organic site traffic through Google and marketing through TikTok</w:t>
+      </w:r>
+      <w:r>
+        <w:rPr>
+          <w:rFonts w:ascii="Cantarell" w:hAnsi="Cantarell" w:cs="Cantarell"/>
+          <w:b w:val="0"/>
+          <w:bCs w:val="0"/>
+          <w:sz w:val="24"/>
+          <w:szCs w:val="24"/>
+          <w:highlight w:val="none"/>
+        </w:rPr>
+      </w:r>
+      <w:r>
+        <w:rPr>
+          <w:rFonts w:ascii="Cantarell" w:hAnsi="Cantarell" w:cs="Cantarell"/>
+          <w:b w:val="0"/>
+          <w:bCs w:val="0"/>
+          <w:sz w:val="24"/>
+          <w:szCs w:val="24"/>
+          <w:highlight w:val="none"/>
+        </w:rPr>
+      </w:r>
+    </w:p>
+    <w:p>
+      <w:pPr>
+        <w:pStyle w:val="904"/>
+        <w:numPr>
+          <w:ilvl w:val="3"/>
+          <w:numId w:val="5"/>
+        </w:numPr>
+        <w:pBdr/>
+        <w:spacing/>
+        <w:ind/>
+        <w:rPr>
+          <w:rFonts w:ascii="Cantarell" w:hAnsi="Cantarell" w:cs="Cantarell"/>
+          <w:sz w:val="24"/>
+          <w:szCs w:val="24"/>
+        </w:rPr>
+      </w:pPr>
+      <w:r>
+        <w:rPr>
+          <w:rFonts w:ascii="Cantarell" w:hAnsi="Cantarell" w:cs="Cantarell"/>
+          <w:b w:val="0"/>
+          <w:bCs w:val="0"/>
+          <w:sz w:val="24"/>
+          <w:szCs w:val="24"/>
+          <w:highlight w:val="none"/>
+        </w:rPr>
+        <w:t xml:space="preserve">Built by connecting Google Sites, Netlify/Github Pages, Cloudflare, and Docker on a VPS together in one project</w:t>
+      </w:r>
+      <w:r>
+        <w:rPr>
+          <w:rFonts w:ascii="Cantarell" w:hAnsi="Cantarell" w:cs="Cantarell"/>
+          <w:sz w:val="24"/>
+          <w:szCs w:val="24"/>
+        </w:rPr>
+      </w:r>
+    </w:p>
+    <w:p>
+      <w:pPr>
+        <w:pStyle w:val="904"/>
+        <w:numPr>
+          <w:ilvl w:val="3"/>
+          <w:numId w:val="5"/>
+        </w:numPr>
+        <w:pBdr/>
+        <w:spacing/>
+        <w:ind/>
+        <w:rPr>
+          <w:rFonts w:ascii="Cantarell" w:hAnsi="Cantarell" w:cs="Cantarell"/>
+          <w:sz w:val="24"/>
+          <w:szCs w:val="24"/>
+        </w:rPr>
+      </w:pPr>
+      <w:r>
+        <w:rPr>
+          <w:rFonts w:ascii="Cantarell" w:hAnsi="Cantarell" w:cs="Cantarell"/>
+          <w:b w:val="0"/>
+          <w:bCs w:val="0"/>
+          <w:sz w:val="24"/>
+          <w:szCs w:val="24"/>
+          <w:highlight w:val="none"/>
+        </w:rPr>
+        <w:t xml:space="preserve">Built a custom Docker image from upstream GitHub source to host a network service locally for the site when it broke down</w:t>
+      </w:r>
+      <w:r>
+        <w:rPr>
+          <w:rFonts w:ascii="Cantarell" w:hAnsi="Cantarell" w:cs="Cantarell"/>
+          <w:b w:val="0"/>
+          <w:bCs w:val="0"/>
+          <w:sz w:val="24"/>
+          <w:szCs w:val="24"/>
+          <w:highlight w:val="none"/>
+        </w:rPr>
+      </w:r>
+    </w:p>
+    <w:p>
+      <w:pPr>
+        <w:pStyle w:val="904"/>
+        <w:numPr>
+          <w:ilvl w:val="3"/>
+          <w:numId w:val="5"/>
+        </w:numPr>
+        <w:pBdr/>
+        <w:spacing/>
+        <w:ind/>
+        <w:rPr>
+          <w:rFonts w:ascii="Cantarell" w:hAnsi="Cantarell" w:cs="Cantarell"/>
+          <w:sz w:val="24"/>
+          <w:szCs w:val="24"/>
+        </w:rPr>
+      </w:pPr>
+      <w:r>
+        <w:rPr>
+          <w:rFonts w:ascii="Cantarell" w:hAnsi="Cantarell" w:cs="Cantarell"/>
+          <w:b w:val="0"/>
+          <w:bCs w:val="0"/>
+          <w:sz w:val="24"/>
+          <w:szCs w:val="24"/>
+          <w:highlight w:val="none"/>
+        </w:rPr>
+        <w:t xml:space="preserve">Involved user feedback, updates, service migration, troubleshooting</w:t>
+      </w:r>
+      <w:r>
+        <w:rPr>
+          <w:rFonts w:ascii="Cantarell" w:hAnsi="Cantarell" w:cs="Cantarell"/>
+          <w:b w:val="0"/>
+          <w:bCs w:val="0"/>
+          <w:sz w:val="24"/>
+          <w:szCs w:val="24"/>
+          <w:highlight w:val="none"/>
+        </w:rPr>
+      </w:r>
+      <w:r>
+        <w:rPr>
+          <w:rFonts w:ascii="Cantarell" w:hAnsi="Cantarell" w:cs="Cantarell"/>
+          <w:b w:val="0"/>
+          <w:bCs w:val="0"/>
+          <w:sz w:val="24"/>
+          <w:szCs w:val="24"/>
+          <w:highlight w:val="none"/>
+        </w:rPr>
+      </w:r>
+    </w:p>
+    <w:p>
+      <w:pPr>
         <w:pStyle w:val="841"/>
         <w:pBdr/>
         <w:spacing/>
@@ -1345,9 +1525,10 @@
       </w:r>
       <w:r>
         <w:rPr>
-          <w:rFonts w:ascii="Cantarell" w:hAnsi="Cantarell" w:cs="Cantarell"/>
+          <w:rFonts w:ascii="Cantarell" w:hAnsi="Cantarell" w:eastAsia="Cantarell" w:cs="Cantarell"/>
           <w:sz w:val="32"/>
           <w:szCs w:val="32"/>
+          <w:highlight w:val="none"/>
         </w:rPr>
       </w:r>
       <w:r>
@@ -1441,7 +1622,47 @@
           <w:szCs w:val="24"/>
           <w:highlight w:val="none"/>
         </w:rPr>
-        <w:t xml:space="preserve">2026-Present</w:t>
+        <w:t xml:space="preserve">High school diploma, </w:t>
+      </w:r>
+      <w:r>
+        <w:rPr>
+          <w:rFonts w:ascii="Cantarell" w:hAnsi="Cantarell" w:cs="Cantarell"/>
+          <w:b w:val="0"/>
+          <w:bCs w:val="0"/>
+          <w:sz w:val="24"/>
+          <w:szCs w:val="24"/>
+          <w:highlight w:val="none"/>
+        </w:rPr>
+      </w:r>
+      <w:r>
+        <w:rPr>
+          <w:rFonts w:ascii="Cantarell" w:hAnsi="Cantarell" w:cs="Cantarell"/>
+          <w:b w:val="0"/>
+          <w:bCs w:val="0"/>
+          <w:sz w:val="24"/>
+          <w:szCs w:val="24"/>
+          <w:highlight w:val="none"/>
+        </w:rPr>
+      </w:r>
+      <w:r>
+        <w:rPr>
+          <w:rFonts w:ascii="Cantarell" w:hAnsi="Cantarell" w:cs="Cantarell"/>
+          <w:b w:val="0"/>
+          <w:bCs w:val="0"/>
+          <w:sz w:val="24"/>
+          <w:szCs w:val="24"/>
+          <w:highlight w:val="none"/>
+        </w:rPr>
+        <w:t xml:space="preserve">Expected to graduate in 2029</w:t>
+      </w:r>
+      <w:r>
+        <w:rPr>
+          <w:rFonts w:ascii="Cantarell" w:hAnsi="Cantarell" w:cs="Cantarell"/>
+          <w:b w:val="0"/>
+          <w:bCs w:val="0"/>
+          <w:sz w:val="24"/>
+          <w:szCs w:val="24"/>
+        </w:rPr>
       </w:r>
       <w:r>
         <w:rPr>
@@ -1460,205 +1681,6 @@
           <w:sz w:val="24"/>
           <w:szCs w:val="24"/>
           <w:highlight w:val="none"/>
-        </w:rPr>
-      </w:r>
-    </w:p>
-    <w:p>
-      <w:pPr>
-        <w:pStyle w:val="903"/>
-        <w:pBdr/>
-        <w:spacing/>
-        <w:ind w:firstLine="0" w:left="709"/>
-        <w:rPr>
-          <w:rFonts w:ascii="Cantarell" w:hAnsi="Cantarell" w:cs="Cantarell"/>
-          <w:b w:val="0"/>
-          <w:bCs w:val="0"/>
-          <w:sz w:val="24"/>
-          <w:szCs w:val="24"/>
-          <w:highlight w:val="none"/>
-        </w:rPr>
-      </w:pPr>
-      <w:r>
-        <w:rPr>
-          <w:rFonts w:ascii="Cantarell" w:hAnsi="Cantarell" w:cs="Cantarell"/>
-          <w:b w:val="0"/>
-          <w:bCs w:val="0"/>
-          <w:sz w:val="24"/>
-          <w:szCs w:val="24"/>
-          <w:highlight w:val="none"/>
-        </w:rPr>
-        <w:t xml:space="preserve">High school diploma</w:t>
-      </w:r>
-      <w:r>
-        <w:rPr>
-          <w:rFonts w:ascii="Cantarell" w:hAnsi="Cantarell" w:cs="Cantarell"/>
-          <w:b w:val="0"/>
-          <w:bCs w:val="0"/>
-          <w:sz w:val="24"/>
-          <w:szCs w:val="24"/>
-        </w:rPr>
-      </w:r>
-      <w:r>
-        <w:rPr>
-          <w:rFonts w:ascii="Cantarell" w:hAnsi="Cantarell" w:cs="Cantarell"/>
-          <w:b w:val="0"/>
-          <w:bCs w:val="0"/>
-          <w:sz w:val="24"/>
-          <w:szCs w:val="24"/>
-          <w:highlight w:val="none"/>
-        </w:rPr>
-      </w:r>
-    </w:p>
-    <w:p>
-      <w:pPr>
-        <w:pStyle w:val="903"/>
-        <w:pBdr/>
-        <w:spacing/>
-        <w:ind w:firstLine="0" w:left="709"/>
-        <w:rPr>
-          <w:rFonts w:ascii="Cantarell" w:hAnsi="Cantarell" w:cs="Cantarell"/>
-          <w:b w:val="0"/>
-          <w:bCs w:val="0"/>
-          <w:sz w:val="24"/>
-          <w:szCs w:val="24"/>
-        </w:rPr>
-      </w:pPr>
-      <w:r>
-        <w:rPr>
-          <w:rFonts w:ascii="Cantarell" w:hAnsi="Cantarell" w:cs="Cantarell"/>
-          <w:b w:val="0"/>
-          <w:bCs w:val="0"/>
-          <w:sz w:val="24"/>
-          <w:szCs w:val="24"/>
-          <w:highlight w:val="none"/>
-        </w:rPr>
-        <w:t xml:space="preserve">Expected to graduate in 2029</w:t>
-      </w:r>
-      <w:r>
-        <w:rPr>
-          <w:rFonts w:ascii="Cantarell" w:hAnsi="Cantarell" w:cs="Cantarell"/>
-          <w:b w:val="0"/>
-          <w:bCs w:val="0"/>
-          <w:sz w:val="24"/>
-          <w:szCs w:val="24"/>
-          <w:highlight w:val="none"/>
-        </w:rPr>
-      </w:r>
-      <w:r>
-        <w:rPr>
-          <w:rFonts w:ascii="Cantarell" w:hAnsi="Cantarell" w:cs="Cantarell"/>
-          <w:b w:val="0"/>
-          <w:bCs w:val="0"/>
-          <w:sz w:val="24"/>
-          <w:szCs w:val="24"/>
-        </w:rPr>
-      </w:r>
-    </w:p>
-    <w:p>
-      <w:pPr>
-        <w:pStyle w:val="841"/>
-        <w:pBdr/>
-        <w:spacing/>
-        <w:ind/>
-        <w:rPr>
-          <w:rFonts w:ascii="Cantarell" w:hAnsi="Cantarell" w:cs="Cantarell"/>
-          <w:sz w:val="32"/>
-          <w:szCs w:val="32"/>
-        </w:rPr>
-      </w:pPr>
-      <w:r>
-        <w:rPr>
-          <w:rFonts w:ascii="Cantarell" w:hAnsi="Cantarell" w:eastAsia="Cantarell" w:cs="Cantarell"/>
-          <w:sz w:val="32"/>
-          <w:szCs w:val="32"/>
-          <w:highlight w:val="none"/>
-        </w:rPr>
-        <w:t xml:space="preserve">HOBBIES</w:t>
-      </w:r>
-      <w:r>
-        <w:rPr>
-          <w:rFonts w:ascii="Cantarell" w:hAnsi="Cantarell" w:cs="Cantarell"/>
-          <w:sz w:val="32"/>
-          <w:szCs w:val="32"/>
-        </w:rPr>
-      </w:r>
-      <w:r>
-        <w:rPr>
-          <w:rFonts w:ascii="Cantarell" w:hAnsi="Cantarell" w:cs="Cantarell"/>
-          <w:sz w:val="32"/>
-          <w:szCs w:val="32"/>
-        </w:rPr>
-      </w:r>
-    </w:p>
-    <w:p>
-      <w:pPr>
-        <w:pStyle w:val="904"/>
-        <w:numPr>
-          <w:ilvl w:val="0"/>
-          <w:numId w:val="7"/>
-        </w:numPr>
-        <w:pBdr/>
-        <w:spacing/>
-        <w:ind/>
-        <w:rPr>
-          <w:sz w:val="24"/>
-          <w:szCs w:val="24"/>
-        </w:rPr>
-      </w:pPr>
-      <w:r>
-        <w:rPr>
-          <w:rFonts w:ascii="Cantarell" w:hAnsi="Cantarell" w:eastAsia="Cantarell" w:cs="Cantarell"/>
-          <w:b/>
-          <w:bCs/>
-          <w:sz w:val="24"/>
-          <w:szCs w:val="24"/>
-          <w:highlight w:val="none"/>
-        </w:rPr>
-        <w:t xml:space="preserve">Online Surveys (Five Surveys)</w:t>
-      </w:r>
-      <w:r>
-        <w:rPr>
-          <w:sz w:val="24"/>
-          <w:szCs w:val="24"/>
-        </w:rPr>
-      </w:r>
-      <w:r>
-        <w:rPr>
-          <w:sz w:val="24"/>
-          <w:szCs w:val="24"/>
-        </w:rPr>
-      </w:r>
-    </w:p>
-    <w:p>
-      <w:pPr>
-        <w:pStyle w:val="904"/>
-        <w:numPr>
-          <w:ilvl w:val="2"/>
-          <w:numId w:val="7"/>
-        </w:numPr>
-        <w:pBdr/>
-        <w:spacing/>
-        <w:ind/>
-        <w:rPr>
-          <w:sz w:val="24"/>
-          <w:szCs w:val="24"/>
-        </w:rPr>
-      </w:pPr>
-      <w:r>
-        <w:rPr>
-          <w:rFonts w:ascii="Cantarell" w:hAnsi="Cantarell" w:eastAsia="Cantarell" w:cs="Cantarell"/>
-          <w:b w:val="0"/>
-          <w:bCs w:val="0"/>
-          <w:sz w:val="24"/>
-          <w:szCs w:val="24"/>
-          <w:highlight w:val="none"/>
-        </w:rPr>
-        <w:t xml:space="preserve">Used online app, Five Surveys, to do online surveys for money</w:t>
-      </w:r>
-      <w:r>
-        <w:rPr>
-          <w:sz w:val="24"/>
-          <w:szCs w:val="24"/>
         </w:rPr>
       </w:r>
     </w:p>

--- a/Resume.docx
+++ b/Resume.docx
@@ -1622,47 +1622,7 @@
           <w:szCs w:val="24"/>
           <w:highlight w:val="none"/>
         </w:rPr>
-        <w:t xml:space="preserve">High school diploma, </w:t>
-      </w:r>
-      <w:r>
-        <w:rPr>
-          <w:rFonts w:ascii="Cantarell" w:hAnsi="Cantarell" w:cs="Cantarell"/>
-          <w:b w:val="0"/>
-          <w:bCs w:val="0"/>
-          <w:sz w:val="24"/>
-          <w:szCs w:val="24"/>
-          <w:highlight w:val="none"/>
-        </w:rPr>
-      </w:r>
-      <w:r>
-        <w:rPr>
-          <w:rFonts w:ascii="Cantarell" w:hAnsi="Cantarell" w:cs="Cantarell"/>
-          <w:b w:val="0"/>
-          <w:bCs w:val="0"/>
-          <w:sz w:val="24"/>
-          <w:szCs w:val="24"/>
-          <w:highlight w:val="none"/>
-        </w:rPr>
-      </w:r>
-      <w:r>
-        <w:rPr>
-          <w:rFonts w:ascii="Cantarell" w:hAnsi="Cantarell" w:cs="Cantarell"/>
-          <w:b w:val="0"/>
-          <w:bCs w:val="0"/>
-          <w:sz w:val="24"/>
-          <w:szCs w:val="24"/>
-          <w:highlight w:val="none"/>
-        </w:rPr>
         <w:t xml:space="preserve">Expected to graduate in 2029</w:t>
-      </w:r>
-      <w:r>
-        <w:rPr>
-          <w:rFonts w:ascii="Cantarell" w:hAnsi="Cantarell" w:cs="Cantarell"/>
-          <w:b w:val="0"/>
-          <w:bCs w:val="0"/>
-          <w:sz w:val="24"/>
-          <w:szCs w:val="24"/>
-        </w:rPr>
       </w:r>
       <w:r>
         <w:rPr>
